--- a/public/templates/BID FORM 5.docx
+++ b/public/templates/BID FORM 5.docx
@@ -97,6 +97,8 @@
       <w:r>
         <w:rPr>
           <w:rFonts w:ascii="Candara" w:hAnsi="Candara" w:cs="Arial"/>
+          <w:b/>
+          <w:bCs/>
           <w:sz w:val="25"/>
           <w:szCs w:val="25"/>
         </w:rPr>
